--- a/miscellaneous/Project Initiation/Project Initiation Doc.docx
+++ b/miscellaneous/Project Initiation/Project Initiation Doc.docx
@@ -505,13 +505,7 @@
         <w:rPr>
           <w:color w:val="161616"/>
         </w:rPr>
-        <w:t xml:space="preserve"> or bandwidth limits via other means.</w:t>
-      </w:r>
-      <w:r>
-        <w:rPr>
-          <w:color w:val="161616"/>
-        </w:rPr>
-        <w:t xml:space="preserve"> </w:t>
+        <w:t xml:space="preserve"> or bandwidth limits via other means. </w:t>
       </w:r>
       <w:r>
         <w:rPr>
@@ -695,19 +689,7 @@
         <w:rPr>
           <w:color w:val="161616"/>
         </w:rPr>
-        <w:t xml:space="preserve"> </w:t>
-      </w:r>
-      <w:r>
-        <w:rPr>
-          <w:color w:val="161616"/>
-        </w:rPr>
-        <w:t>and presenting findings</w:t>
-      </w:r>
-      <w:r>
-        <w:rPr>
-          <w:color w:val="161616"/>
-        </w:rPr>
-        <w:t xml:space="preserve"> coherently</w:t>
+        <w:t xml:space="preserve"> and presenting findings coherently</w:t>
       </w:r>
       <w:r>
         <w:rPr>
@@ -760,7 +742,6 @@
         <w:rPr>
           <w:color w:val="161616"/>
         </w:rPr>
-        <w:lastRenderedPageBreak/>
         <w:t xml:space="preserve">The final deliverable, in the form of a </w:t>
       </w:r>
       <w:r>
@@ -815,13 +796,7 @@
         <w:rPr>
           <w:color w:val="161616"/>
         </w:rPr>
-        <w:t>needing a</w:t>
-      </w:r>
-      <w:r>
-        <w:rPr>
-          <w:color w:val="161616"/>
-        </w:rPr>
-        <w:t xml:space="preserve"> reliable study </w:t>
+        <w:t xml:space="preserve">needing a reliable study </w:t>
       </w:r>
       <w:r>
         <w:rPr>
@@ -993,16 +968,8 @@
         <w:rPr>
           <w:color w:val="161616"/>
         </w:rPr>
-        <w:t xml:space="preserve">Whose problem is </w:t>
-      </w:r>
-      <w:proofErr w:type="gramStart"/>
-      <w:r>
-        <w:rPr>
-          <w:color w:val="161616"/>
-        </w:rPr>
-        <w:t>keystroke</w:t>
-      </w:r>
-      <w:proofErr w:type="gramEnd"/>
+        <w:t>Whose problem is keystroke</w:t>
+      </w:r>
       <w:r>
         <w:rPr>
           <w:color w:val="161616"/>
@@ -1375,19 +1342,7 @@
         <w:rPr>
           <w:color w:val="161616"/>
         </w:rPr>
-        <w:t xml:space="preserve">To </w:t>
-      </w:r>
-      <w:r>
-        <w:rPr>
-          <w:color w:val="161616"/>
-        </w:rPr>
-        <w:t>avoid burnout</w:t>
-      </w:r>
-      <w:r>
-        <w:rPr>
-          <w:color w:val="161616"/>
-        </w:rPr>
-        <w:t>, a</w:t>
+        <w:t>To avoid burnout, a</w:t>
       </w:r>
       <w:r>
         <w:rPr>
@@ -1551,11 +1506,7 @@
         <w:t xml:space="preserve"> collated for use in research</w:t>
       </w:r>
       <w:r>
-        <w:t xml:space="preserve">, </w:t>
-      </w:r>
-      <w:r>
-        <w:lastRenderedPageBreak/>
-        <w:t xml:space="preserve">provided the sources are </w:t>
+        <w:t xml:space="preserve">, provided the sources are </w:t>
       </w:r>
       <w:r>
         <w:t xml:space="preserve">reliable </w:t>
@@ -1638,13 +1589,8 @@
       <w:r>
         <w:t xml:space="preserve">must be </w:t>
       </w:r>
-      <w:proofErr w:type="gramStart"/>
-      <w:r>
-        <w:t>reliable</w:t>
-      </w:r>
-      <w:proofErr w:type="gramEnd"/>
-      <w:r>
-        <w:t xml:space="preserve"> and </w:t>
+      <w:r>
+        <w:t xml:space="preserve">reliable and </w:t>
       </w:r>
       <w:r>
         <w:t>be</w:t>
@@ -3678,6 +3624,7 @@
   <w:style w:type="character" w:default="1" w:styleId="DefaultParagraphFont">
     <w:name w:val="Default Paragraph Font"/>
     <w:uiPriority w:val="1"/>
+    <w:semiHidden/>
     <w:unhideWhenUsed/>
   </w:style>
   <w:style w:type="table" w:default="1" w:styleId="TableNormal">
